--- a/assets/downloads/ITARS-2027-Full-Paper-Template.docx
+++ b/assets/downloads/ITARS-2027-Full-Paper-Template.docx
@@ -197,7 +197,7 @@
           <w:sz w:val="22"/>
           <w:szCs w:val="22"/>
         </w:rPr>
-        <w:t>Correspondent email for main author: author@mail.com</w:t>
+        <w:t>Corresponding author email: author@mail.com</w:t>
       </w:r>
     </w:p>
     <w:p>
@@ -1767,6 +1767,165 @@
           <w:right w:val="nil"/>
           <w:between w:val="nil"/>
         </w:pBdr>
+        <w:rPr>
+          <w:rFonts w:ascii="Times New Roman" w:eastAsia="Times New Roman" w:hAnsi="Times New Roman" w:cs="Times New Roman"/>
+          <w:b/>
+          <w:color w:val="000000"/>
+        </w:rPr>
+      </w:pPr>
+      <w:r>
+        <w:rPr>
+          <w:rFonts w:ascii="Times New Roman" w:eastAsia="Times New Roman" w:hAnsi="Times New Roman" w:cs="Times New Roman"/>
+          <w:b/>
+          <w:color w:val="000000"/>
+        </w:rPr>
+        <w:t xml:space="preserve">Declaration of AI Use</w:t>
+      </w:r>
+    </w:p>
+    <w:p>
+      <w:pPr>
+        <w:pBdr>
+          <w:top w:val="nil"/>
+          <w:left w:val="nil"/>
+          <w:bottom w:val="nil"/>
+          <w:right w:val="nil"/>
+          <w:between w:val="nil"/>
+        </w:pBdr>
+        <w:ind w:left="360" w:firstLine="360"/>
+        <w:jc w:val="both"/>
+        <w:rPr>
+          <w:rFonts w:ascii="Times New Roman" w:eastAsia="Times New Roman" w:hAnsi="Times New Roman" w:cs="Times New Roman"/>
+          <w:color w:val="000000"/>
+        </w:rPr>
+      </w:pPr>
+      <w:r>
+        <w:rPr>
+          <w:rFonts w:ascii="Times New Roman" w:eastAsia="Times New Roman" w:hAnsi="Times New Roman" w:cs="Times New Roman"/>
+          <w:color w:val="000000"/>
+        </w:rPr>
+        <w:t xml:space="preserve">State whether generative AI tools were used in preparing this manuscript. If they were, name the tool(s), the purpose (for example, language editing, translation or summarising literature) and the extent of use, and confirm that the authors reviewed the output and take full responsibility for the content. AI tools cannot be listed as authors. Any use of AI in the research methods or data analysis must also be described in the Methodology section. Keep this section in both the review copy and the final camera-ready paper.</w:t>
+      </w:r>
+    </w:p>
+    <w:p>
+      <w:pPr>
+        <w:pBdr>
+          <w:top w:val="nil"/>
+          <w:left w:val="nil"/>
+          <w:bottom w:val="nil"/>
+          <w:right w:val="nil"/>
+          <w:between w:val="nil"/>
+        </w:pBdr>
+        <w:ind w:left="360"/>
+        <w:jc w:val="both"/>
+        <w:rPr>
+          <w:rFonts w:ascii="Times New Roman" w:eastAsia="Times New Roman" w:hAnsi="Times New Roman" w:cs="Times New Roman"/>
+          <w:color w:val="000000"/>
+        </w:rPr>
+      </w:pPr>
+      <w:r>
+        <w:rPr>
+          <w:rFonts w:ascii="Times New Roman" w:eastAsia="Times New Roman" w:hAnsi="Times New Roman" w:cs="Times New Roman"/>
+          <w:b/>
+          <w:i/>
+          <w:color w:val="000000"/>
+        </w:rPr>
+        <w:t xml:space="preserve">Example (AI used):</w:t>
+      </w:r>
+    </w:p>
+    <w:p>
+      <w:pPr>
+        <w:pBdr>
+          <w:top w:val="nil"/>
+          <w:left w:val="nil"/>
+          <w:bottom w:val="nil"/>
+          <w:right w:val="nil"/>
+          <w:between w:val="nil"/>
+        </w:pBdr>
+        <w:ind w:left="720"/>
+        <w:jc w:val="both"/>
+        <w:rPr>
+          <w:rFonts w:ascii="Times New Roman" w:eastAsia="Times New Roman" w:hAnsi="Times New Roman" w:cs="Times New Roman"/>
+          <w:color w:val="000000"/>
+        </w:rPr>
+      </w:pPr>
+      <w:r>
+        <w:rPr>
+          <w:rFonts w:ascii="Times New Roman" w:eastAsia="Times New Roman" w:hAnsi="Times New Roman" w:cs="Times New Roman"/>
+          <w:color w:val="000000"/>
+        </w:rPr>
+        <w:t xml:space="preserve">During the preparation of this work, the authors used [tool name and version] to [purpose, e.g., improve language and readability]. After using this tool, the authors reviewed and edited the content as needed and take full responsibility for the content of the publication.</w:t>
+      </w:r>
+    </w:p>
+    <w:p>
+      <w:pPr>
+        <w:pBdr>
+          <w:top w:val="nil"/>
+          <w:left w:val="nil"/>
+          <w:bottom w:val="nil"/>
+          <w:right w:val="nil"/>
+          <w:between w:val="nil"/>
+        </w:pBdr>
+        <w:ind w:left="360"/>
+        <w:jc w:val="both"/>
+        <w:rPr>
+          <w:rFonts w:ascii="Times New Roman" w:eastAsia="Times New Roman" w:hAnsi="Times New Roman" w:cs="Times New Roman"/>
+          <w:color w:val="000000"/>
+        </w:rPr>
+      </w:pPr>
+      <w:r>
+        <w:rPr>
+          <w:rFonts w:ascii="Times New Roman" w:eastAsia="Times New Roman" w:hAnsi="Times New Roman" w:cs="Times New Roman"/>
+          <w:b/>
+          <w:i/>
+          <w:color w:val="000000"/>
+        </w:rPr>
+        <w:t xml:space="preserve">Example (no AI used):</w:t>
+      </w:r>
+    </w:p>
+    <w:p>
+      <w:pPr>
+        <w:pBdr>
+          <w:top w:val="nil"/>
+          <w:left w:val="nil"/>
+          <w:bottom w:val="nil"/>
+          <w:right w:val="nil"/>
+          <w:between w:val="nil"/>
+        </w:pBdr>
+        <w:ind w:left="720"/>
+        <w:jc w:val="both"/>
+        <w:rPr>
+          <w:rFonts w:ascii="Times New Roman" w:eastAsia="Times New Roman" w:hAnsi="Times New Roman" w:cs="Times New Roman"/>
+          <w:color w:val="000000"/>
+        </w:rPr>
+      </w:pPr>
+      <w:r>
+        <w:rPr>
+          <w:rFonts w:ascii="Times New Roman" w:eastAsia="Times New Roman" w:hAnsi="Times New Roman" w:cs="Times New Roman"/>
+          <w:color w:val="000000"/>
+        </w:rPr>
+        <w:t xml:space="preserve">No generative AI tools were used in the preparation of this manuscript.</w:t>
+      </w:r>
+    </w:p>
+    <w:p>
+      <w:pPr>
+        <w:rPr>
+          <w:rFonts w:ascii="Times New Roman" w:eastAsia="Times New Roman" w:hAnsi="Times New Roman" w:cs="Times New Roman"/>
+        </w:rPr>
+      </w:pPr>
+    </w:p>
+    <w:p>
+      <w:pPr>
+        <w:numPr>
+          <w:ilvl w:val="0"/>
+          <w:numId w:val="1"/>
+        </w:numPr>
+        <w:pBdr>
+          <w:top w:val="nil"/>
+          <w:left w:val="nil"/>
+          <w:bottom w:val="nil"/>
+          <w:right w:val="nil"/>
+          <w:between w:val="nil"/>
+        </w:pBdr>
         <w:spacing w:after="160" w:line="259" w:lineRule="auto"/>
         <w:ind w:right="382"/>
         <w:jc w:val="both"/>
@@ -3628,7 +3787,7 @@
         <w:sz w:val="20"/>
         <w:szCs w:val="20"/>
       </w:rPr>
-      <w:t xml:space="preserve">International TVET Academic and Research Symposium (ITARS </w:t>
+      <w:t xml:space="preserve">The 6th International TVET Academic and Research Symposium (ITARS 2027)</w:t>
     </w:r>
     <w:r>
       <w:rPr>
@@ -3638,7 +3797,7 @@
         <w:sz w:val="20"/>
         <w:szCs w:val="20"/>
       </w:rPr>
-      <w:t>6</w:t>
+      <w:t/>
     </w:r>
     <w:r>
       <w:rPr>
@@ -3648,7 +3807,7 @@
         <w:sz w:val="20"/>
         <w:szCs w:val="20"/>
       </w:rPr>
-      <w:t>.0)</w:t>
+      <w:t/>
     </w:r>
   </w:p>
   <w:p>
@@ -3681,7 +3840,7 @@
         <w:sz w:val="20"/>
         <w:szCs w:val="20"/>
       </w:rPr>
-      <w:t>202</w:t>
+      <w:t/>
     </w:r>
     <w:r>
       <w:rPr>
@@ -3691,7 +3850,7 @@
         <w:sz w:val="20"/>
         <w:szCs w:val="20"/>
       </w:rPr>
-      <w:t>7</w:t>
+      <w:t/>
     </w:r>
   </w:p>
 </w:hdr>
